--- a/daily/2026-09-04/word/GUIDE_20260904_01_Vehicle_Export_HS_Code.docx
+++ b/daily/2026-09-04/word/GUIDE_20260904_01_Vehicle_Export_HS_Code.docx
@@ -798,6 +798,14 @@
         <w:pStyle w:val="ListBullet"/>
       </w:pPr>
       <w:r>
+        <w:t>SOURCE_FILE_PAGE: not applicable — no candidate media file identified (no licence to assert)</w:t>
+      </w:r>
+    </w:p>
+    <w:p>
+      <w:pPr>
+        <w:pStyle w:val="ListBullet"/>
+      </w:pPr>
+      <w:r>
         <w:t>RIGHTS_HOLDER: unconfirmed</w:t>
       </w:r>
     </w:p>
@@ -814,7 +822,7 @@
         <w:pStyle w:val="ListBullet"/>
       </w:pPr>
       <w:r>
-        <w:t>CHECKED_DATE: 2026-09-05</w:t>
+        <w:t>CHECKED_DATE: 2026-09-06</w:t>
       </w:r>
     </w:p>
     <w:p>
@@ -830,7 +838,23 @@
         <w:pStyle w:val="ListBullet"/>
       </w:pPr>
       <w:r>
+        <w:t>IMAGE_SCOPE_NOTE: match the exact model family/topic only; must not imply a specific trim/model-year, real VIN, in-person inspection or actual transaction</w:t>
+      </w:r>
+    </w:p>
+    <w:p>
+      <w:pPr>
+        <w:pStyle w:val="ListBullet"/>
+      </w:pPr>
+      <w:r>
         <w:t>IMAGE_RIGHTS_STATUS: FAIL (no licensed asset captured; a placeholder or “retain old image” note is not accepted)</w:t>
+      </w:r>
+    </w:p>
+    <w:p>
+      <w:pPr>
+        <w:pStyle w:val="ListBullet"/>
+      </w:pPr>
+      <w:r>
+        <w:t>BLOCK_REASON: No reusable image could be secured: Wikimedia Commons/Flickr are unreachable from the research environment, stock libraries require authenticated API/licence access, and an OEM webpage image is NOT a commercial reuse grant; no AutoBridge-owned photo exists. Kept FAIL rather than asserted.</w:t>
       </w:r>
     </w:p>
     <w:p>

--- a/daily/2026-09-04/word/GUIDE_20260904_01_Vehicle_Export_HS_Code.docx
+++ b/daily/2026-09-04/word/GUIDE_20260904_01_Vehicle_Export_HS_Code.docx
@@ -530,7 +530,7 @@
         <w:pStyle w:val="Heading2"/>
       </w:pPr>
       <w:r>
-        <w:t>The HS-First Workflow We Recommend</w:t>
+        <w:t>The HS-First Process We Recommend</w:t>
       </w:r>
     </w:p>
     <w:p>
